--- a/speakers/Тема 7 · II · Свобода и традиция.docx
+++ b/speakers/Тема 7 · II · Свобода и традиция.docx
@@ -35,7 +35,7 @@
         <w:t xml:space="preserve">Твоё время: </w:t>
       </w:r>
       <w:r>
-        <w:t>~2,2 мин</w:t>
+        <w:t>~1,8 мин</w:t>
       </w:r>
     </w:p>
     <w:p>
@@ -51,7 +51,7 @@
     </w:p>
     <w:p>
       <w:r>
-        <w:t>Ты выступаешь 2-м из 5. Экранов у тебя: 3.</w:t>
+        <w:t>Ты выступаешь 2-м из 4. Экранов у тебя: 2.</w:t>
       </w:r>
     </w:p>
     <w:p>
@@ -156,7 +156,7 @@
         <w:rPr>
           <w:color w:val="B8452D"/>
         </w:rPr>
-        <w:t>Экран 04 · Либерализм  ·  ~45 сек</w:t>
+        <w:t>Экран 03 · Либерализм  ·  ~50 сек</w:t>
       </w:r>
     </w:p>
     <w:p>
@@ -182,7 +182,7 @@
         <w:rPr>
           <w:color w:val="B8452D"/>
         </w:rPr>
-        <w:t>Экран 05 · Консерватизм  ·  ~45 сек</w:t>
+        <w:t>Экран 04 · Консерватизм  ·  ~55 сек</w:t>
       </w:r>
     </w:p>
     <w:p>
@@ -192,43 +192,12 @@
     </w:p>
     <w:p>
       <w:r>
-        <w:t>Его довод: общество — не машина, его нельзя разобрать и собрать заново по чертежу. Опыт поколений, собранный в привычках и институтах, умнее любой красивой теории.</w:t>
+        <w:t>Его довод: общество — не машина, его нельзя разобрать и собрать заново по чертежу. Консерватизм не против перемен, он против резких перемен. Семья, религия, нация и порядок — опоры, которые нельзя ломать разом.</w:t>
       </w:r>
     </w:p>
     <w:p>
       <w:r>
-        <w:t>Консерватизм не против перемен. Он против резких перемен. Семья, религия, нация и порядок — опоры, которые нельзя ломать разом.</w:t>
-      </w:r>
-    </w:p>
-    <w:p>
-      <w:pPr>
-        <w:pStyle w:val="Heading2"/>
-      </w:pPr>
-      <w:r>
-        <w:rPr>
-          <w:color w:val="B8452D"/>
-        </w:rPr>
-        <w:t>Экран 06 · Как их различить  ·  ~40 сек</w:t>
-      </w:r>
-    </w:p>
-    <w:p>
-      <w:r>
-        <w:t>Различить их можно одним вопросом: что важнее — свобода отдельного человека или устойчивость общества в целом?</w:t>
-      </w:r>
-    </w:p>
-    <w:p>
-      <w:r>
-        <w:t>Либерал скажет: человек первичен, общество — это сумма людей, и права личности выше традиции.</w:t>
-      </w:r>
-    </w:p>
-    <w:p>
-      <w:r>
-        <w:t>Консерватор скажет: общество старше любого из нас, оно держится на привычках и институтах, и ломать их ради личного удобства опасно.</w:t>
-      </w:r>
-    </w:p>
-    <w:p>
-      <w:r>
-        <w:t>Из этого вопроса вырастают конкретные споры — от налогов до семейного права.</w:t>
+        <w:t>Отличить консерватора от либерала можно одним вопросом: что важнее — свобода отдельного человека или устойчивость общества? Либерал скажет: человек. Консерватор скажет: общество, оно старше любого из нас.</w:t>
       </w:r>
     </w:p>
     <w:p>
